--- a/src/db/seed-data/docs/module15-prompt-storytelling.docx
+++ b/src/db/seed-data/docs/module15-prompt-storytelling.docx
@@ -172,7 +172,7 @@
           <w:color w:val="6B7280"/>
           <w:sz w:val="20"/>
         </w:rPr>
-        <w:t xml:space="preserve">Thay các phần [trong ngoặc vuông] bằng thông tin của bạn.</w:t>
+        <w:t xml:space="preserve">Thay các phần [trong ngoặc vuông] bằng thông tin của bạn. Khi dán vào công cụ AI nên dùng bản tiếng Anh (EN); bản dịch tiếng Việt giúp hiểu nội dung.</w:t>
       </w:r>
     </w:p>
     <w:p>
@@ -315,6 +315,19 @@
     </w:p>
     <w:p>
       <w:pPr>
+        <w:spacing w:before="0" w:after="40"/>
+      </w:pPr>
+      <w:r>
+        <w:rPr>
+          <w:b/>
+          <w:color w:val="6B7280"/>
+          <w:sz w:val="18"/>
+        </w:rPr>
+        <w:t xml:space="preserve">EN – Prompt gốc</w:t>
+      </w:r>
+    </w:p>
+    <w:p>
+      <w:pPr>
         <w:spacing w:before="0" w:after="0"/>
         <w:shd w:val="clear" w:color="auto" w:fill="F3F4F6"/>
         <w:ind w:left="200" w:right="200"/>
@@ -381,6 +394,84 @@
           <w:sz w:val="21"/>
         </w:rPr>
         <w:t xml:space="preserve">Audio: quiet morning sounds, roosters, soft piano.</w:t>
+      </w:r>
+    </w:p>
+    <w:p>
+      <w:pPr>
+        <w:spacing w:before="120" w:after="40"/>
+      </w:pPr>
+      <w:r>
+        <w:rPr>
+          <w:b/>
+          <w:color w:val="047857"/>
+          <w:sz w:val="18"/>
+        </w:rPr>
+        <w:t xml:space="preserve">VI – Bản dịch tiếng Việt</w:t>
+      </w:r>
+    </w:p>
+    <w:p>
+      <w:pPr>
+        <w:spacing w:before="0" w:after="0"/>
+        <w:shd w:val="clear" w:color="auto" w:fill="ECFDF5"/>
+        <w:ind w:left="200" w:right="200"/>
+      </w:pPr>
+      <w:r>
+        <w:rPr>
+          <w:sz w:val="21"/>
+        </w:rPr>
+        <w:t xml:space="preserve">Cảnh điện ảnh: [dán thẻ nhân vật: một ông cụ bán hàng rong Việt Nam ngoài 70 tuổi với khuôn mặt hiền hậu nhiều nếp nhăn, mặc áo sơ mi xanh bạc màu và đội nón lá] đẩy chiếc xe bánh mì nhỏ dọc [bối cảnh: một con hẻm yên tĩnh ở Sài Gòn] lúc bình minh.</w:t>
+      </w:r>
+    </w:p>
+    <w:p>
+      <w:pPr>
+        <w:spacing w:before="0" w:after="0"/>
+        <w:shd w:val="clear" w:color="auto" w:fill="ECFDF5"/>
+        <w:ind w:left="200" w:right="200"/>
+      </w:pPr>
+      <w:r>
+        <w:rPr>
+          <w:sz w:val="21"/>
+        </w:rPr>
+        <w:t xml:space="preserve">Máy quay: bám ngang chậm.</w:t>
+      </w:r>
+    </w:p>
+    <w:p>
+      <w:pPr>
+        <w:spacing w:before="0" w:after="0"/>
+        <w:shd w:val="clear" w:color="auto" w:fill="ECFDF5"/>
+        <w:ind w:left="200" w:right="200"/>
+      </w:pPr>
+      <w:r>
+        <w:rPr>
+          <w:sz w:val="21"/>
+        </w:rPr>
+        <w:t xml:space="preserve">Ánh sáng: ánh sáng sớm mai mềm, sương ấm.</w:t>
+      </w:r>
+    </w:p>
+    <w:p>
+      <w:pPr>
+        <w:spacing w:before="0" w:after="0"/>
+        <w:shd w:val="clear" w:color="auto" w:fill="ECFDF5"/>
+        <w:ind w:left="200" w:right="200"/>
+      </w:pPr>
+      <w:r>
+        <w:rPr>
+          <w:sz w:val="21"/>
+        </w:rPr>
+        <w:t xml:space="preserve">Phong cách: điện ảnh, giàu cảm xúc, hạt phim, 9:16.</w:t>
+      </w:r>
+    </w:p>
+    <w:p>
+      <w:pPr>
+        <w:spacing w:before="0" w:after="0"/>
+        <w:shd w:val="clear" w:color="auto" w:fill="ECFDF5"/>
+        <w:ind w:left="200" w:right="200"/>
+      </w:pPr>
+      <w:r>
+        <w:rPr>
+          <w:sz w:val="21"/>
+        </w:rPr>
+        <w:t xml:space="preserve">Âm thanh: tiếng buổi sáng yên tĩnh, tiếng gà gáy, piano nhẹ.</w:t>
       </w:r>
     </w:p>
     <w:p>
@@ -398,6 +489,19 @@
     </w:p>
     <w:p>
       <w:pPr>
+        <w:spacing w:before="0" w:after="40"/>
+      </w:pPr>
+      <w:r>
+        <w:rPr>
+          <w:b/>
+          <w:color w:val="6B7280"/>
+          <w:sz w:val="18"/>
+        </w:rPr>
+        <w:t xml:space="preserve">EN – Prompt gốc</w:t>
+      </w:r>
+    </w:p>
+    <w:p>
+      <w:pPr>
         <w:spacing w:before="0" w:after="0"/>
         <w:shd w:val="clear" w:color="auto" w:fill="F3F4F6"/>
         <w:ind w:left="200" w:right="200"/>
@@ -464,6 +568,84 @@
           <w:sz w:val="21"/>
         </w:rPr>
         <w:t xml:space="preserve">Audio: heavy rain, sad cello melody.</w:t>
+      </w:r>
+    </w:p>
+    <w:p>
+      <w:pPr>
+        <w:spacing w:before="120" w:after="40"/>
+      </w:pPr>
+      <w:r>
+        <w:rPr>
+          <w:b/>
+          <w:color w:val="047857"/>
+          <w:sz w:val="18"/>
+        </w:rPr>
+        <w:t xml:space="preserve">VI – Bản dịch tiếng Việt</w:t>
+      </w:r>
+    </w:p>
+    <w:p>
+      <w:pPr>
+        <w:spacing w:before="0" w:after="0"/>
+        <w:shd w:val="clear" w:color="auto" w:fill="ECFDF5"/>
+        <w:ind w:left="200" w:right="200"/>
+      </w:pPr>
+      <w:r>
+        <w:rPr>
+          <w:sz w:val="21"/>
+        </w:rPr>
+        <w:t xml:space="preserve">[Dán thẻ nhân vật] ngồi một mình trên chiếc ghế nhựa nhỏ dưới mưa bên cạnh xe hàng, không có khách nào, ông nhìn tấm ảnh cũ của gia đình trên tay.</w:t>
+      </w:r>
+    </w:p>
+    <w:p>
+      <w:pPr>
+        <w:spacing w:before="0" w:after="0"/>
+        <w:shd w:val="clear" w:color="auto" w:fill="ECFDF5"/>
+        <w:ind w:left="200" w:right="200"/>
+      </w:pPr>
+      <w:r>
+        <w:rPr>
+          <w:sz w:val="21"/>
+        </w:rPr>
+        <w:t xml:space="preserve">Máy quay: tiến chậm vào cận cảnh khuôn mặt ông và tấm ảnh.</w:t>
+      </w:r>
+    </w:p>
+    <w:p>
+      <w:pPr>
+        <w:spacing w:before="0" w:after="0"/>
+        <w:shd w:val="clear" w:color="auto" w:fill="ECFDF5"/>
+        <w:ind w:left="200" w:right="200"/>
+      </w:pPr>
+      <w:r>
+        <w:rPr>
+          <w:sz w:val="21"/>
+        </w:rPr>
+        <w:t xml:space="preserve">Ánh sáng: ánh sáng mưa xám lạnh, màu nhạt.</w:t>
+      </w:r>
+    </w:p>
+    <w:p>
+      <w:pPr>
+        <w:spacing w:before="0" w:after="0"/>
+        <w:shd w:val="clear" w:color="auto" w:fill="ECFDF5"/>
+        <w:ind w:left="200" w:right="200"/>
+      </w:pPr>
+      <w:r>
+        <w:rPr>
+          <w:sz w:val="21"/>
+        </w:rPr>
+        <w:t xml:space="preserve">Phong cách: chính kịch cảm xúc, xóa phông.</w:t>
+      </w:r>
+    </w:p>
+    <w:p>
+      <w:pPr>
+        <w:spacing w:before="0" w:after="0"/>
+        <w:shd w:val="clear" w:color="auto" w:fill="ECFDF5"/>
+        <w:ind w:left="200" w:right="200"/>
+      </w:pPr>
+      <w:r>
+        <w:rPr>
+          <w:sz w:val="21"/>
+        </w:rPr>
+        <w:t xml:space="preserve">Âm thanh: mưa nặng hạt, giai điệu cello buồn.</w:t>
       </w:r>
     </w:p>
     <w:p>
@@ -481,6 +663,19 @@
     </w:p>
     <w:p>
       <w:pPr>
+        <w:spacing w:before="0" w:after="40"/>
+      </w:pPr>
+      <w:r>
+        <w:rPr>
+          <w:b/>
+          <w:color w:val="6B7280"/>
+          <w:sz w:val="18"/>
+        </w:rPr>
+        <w:t xml:space="preserve">EN – Prompt gốc</w:t>
+      </w:r>
+    </w:p>
+    <w:p>
+      <w:pPr>
         <w:spacing w:before="0" w:after="0"/>
         <w:shd w:val="clear" w:color="auto" w:fill="F3F4F6"/>
         <w:ind w:left="200" w:right="200"/>
@@ -547,6 +742,84 @@
           <w:sz w:val="21"/>
         </w:rPr>
         <w:t xml:space="preserve">Audio: rain softening, uplifting music swell.</w:t>
+      </w:r>
+    </w:p>
+    <w:p>
+      <w:pPr>
+        <w:spacing w:before="120" w:after="40"/>
+      </w:pPr>
+      <w:r>
+        <w:rPr>
+          <w:b/>
+          <w:color w:val="047857"/>
+          <w:sz w:val="18"/>
+        </w:rPr>
+        <w:t xml:space="preserve">VI – Bản dịch tiếng Việt</w:t>
+      </w:r>
+    </w:p>
+    <w:p>
+      <w:pPr>
+        <w:spacing w:before="0" w:after="0"/>
+        <w:shd w:val="clear" w:color="auto" w:fill="ECFDF5"/>
+        <w:ind w:left="200" w:right="200"/>
+      </w:pPr>
+      <w:r>
+        <w:rPr>
+          <w:sz w:val="21"/>
+        </w:rPr>
+        <w:t xml:space="preserve">Một nhóm [nhân vật phụ: học sinh mặc đồng phục trắng] chạy qua màn mưa về phía [nhân vật chính], che ô cho ông và mỉm cười, một em trao cho ông tấm thiệp viết tay.</w:t>
+      </w:r>
+    </w:p>
+    <w:p>
+      <w:pPr>
+        <w:spacing w:before="0" w:after="0"/>
+        <w:shd w:val="clear" w:color="auto" w:fill="ECFDF5"/>
+        <w:ind w:left="200" w:right="200"/>
+      </w:pPr>
+      <w:r>
+        <w:rPr>
+          <w:sz w:val="21"/>
+        </w:rPr>
+        <w:t xml:space="preserve">Máy quay: toàn cảnh tiến chậm vào, rồi cận cảnh đôi mắt ngạc nhiên rưng rưng của ông.</w:t>
+      </w:r>
+    </w:p>
+    <w:p>
+      <w:pPr>
+        <w:spacing w:before="0" w:after="0"/>
+        <w:shd w:val="clear" w:color="auto" w:fill="ECFDF5"/>
+        <w:ind w:left="200" w:right="200"/>
+      </w:pPr>
+      <w:r>
+        <w:rPr>
+          <w:sz w:val="21"/>
+        </w:rPr>
+        <w:t xml:space="preserve">Ánh sáng: mưa lấp lánh dưới ánh đèn đường ấm.</w:t>
+      </w:r>
+    </w:p>
+    <w:p>
+      <w:pPr>
+        <w:spacing w:before="0" w:after="0"/>
+        <w:shd w:val="clear" w:color="auto" w:fill="ECFDF5"/>
+        <w:ind w:left="200" w:right="200"/>
+      </w:pPr>
+      <w:r>
+        <w:rPr>
+          <w:sz w:val="21"/>
+        </w:rPr>
+        <w:t xml:space="preserve">Phong cách: ấm lòng, quay chậm điện ảnh.</w:t>
+      </w:r>
+    </w:p>
+    <w:p>
+      <w:pPr>
+        <w:spacing w:before="0" w:after="0"/>
+        <w:shd w:val="clear" w:color="auto" w:fill="ECFDF5"/>
+        <w:ind w:left="200" w:right="200"/>
+      </w:pPr>
+      <w:r>
+        <w:rPr>
+          <w:sz w:val="21"/>
+        </w:rPr>
+        <w:t xml:space="preserve">Âm thanh: mưa nhẹ dần, nhạc dâng lên đầy hy vọng.</w:t>
       </w:r>
     </w:p>
     <w:p>
@@ -564,6 +837,19 @@
     </w:p>
     <w:p>
       <w:pPr>
+        <w:spacing w:before="0" w:after="40"/>
+      </w:pPr>
+      <w:r>
+        <w:rPr>
+          <w:b/>
+          <w:color w:val="6B7280"/>
+          <w:sz w:val="18"/>
+        </w:rPr>
+        <w:t xml:space="preserve">EN – Prompt gốc</w:t>
+      </w:r>
+    </w:p>
+    <w:p>
+      <w:pPr>
         <w:spacing w:before="0" w:after="0"/>
         <w:shd w:val="clear" w:color="auto" w:fill="F3F4F6"/>
         <w:ind w:left="200" w:right="200"/>
@@ -630,6 +916,84 @@
           <w:sz w:val="21"/>
         </w:rPr>
         <w:t xml:space="preserve">Audio: cheerful street ambience, warm piano ending.</w:t>
+      </w:r>
+    </w:p>
+    <w:p>
+      <w:pPr>
+        <w:spacing w:before="120" w:after="40"/>
+      </w:pPr>
+      <w:r>
+        <w:rPr>
+          <w:b/>
+          <w:color w:val="047857"/>
+          <w:sz w:val="18"/>
+        </w:rPr>
+        <w:t xml:space="preserve">VI – Bản dịch tiếng Việt</w:t>
+      </w:r>
+    </w:p>
+    <w:p>
+      <w:pPr>
+        <w:spacing w:before="0" w:after="0"/>
+        <w:shd w:val="clear" w:color="auto" w:fill="ECFDF5"/>
+        <w:ind w:left="200" w:right="200"/>
+      </w:pPr>
+      <w:r>
+        <w:rPr>
+          <w:sz w:val="21"/>
+        </w:rPr>
+        <w:t xml:space="preserve">Sáng hôm sau: một hàng dài khách vui vẻ trước xe bánh mì của [nhân vật chính], ông cười rạng rỡ khi làm bánh, nắng chiếu khắp con hẻm.</w:t>
+      </w:r>
+    </w:p>
+    <w:p>
+      <w:pPr>
+        <w:spacing w:before="0" w:after="0"/>
+        <w:shd w:val="clear" w:color="auto" w:fill="ECFDF5"/>
+        <w:ind w:left="200" w:right="200"/>
+      </w:pPr>
+      <w:r>
+        <w:rPr>
+          <w:sz w:val="21"/>
+        </w:rPr>
+        <w:t xml:space="preserve">Máy quay: cần cẩu nâng lên chậm hé lộ cả con hẻm nhộn nhịp.</w:t>
+      </w:r>
+    </w:p>
+    <w:p>
+      <w:pPr>
+        <w:spacing w:before="0" w:after="0"/>
+        <w:shd w:val="clear" w:color="auto" w:fill="ECFDF5"/>
+        <w:ind w:left="200" w:right="200"/>
+      </w:pPr>
+      <w:r>
+        <w:rPr>
+          <w:sz w:val="21"/>
+        </w:rPr>
+        <w:t xml:space="preserve">Ánh sáng: nắng vàng ấm rực rỡ.</w:t>
+      </w:r>
+    </w:p>
+    <w:p>
+      <w:pPr>
+        <w:spacing w:before="0" w:after="0"/>
+        <w:shd w:val="clear" w:color="auto" w:fill="ECFDF5"/>
+        <w:ind w:left="200" w:right="200"/>
+      </w:pPr>
+      <w:r>
+        <w:rPr>
+          <w:sz w:val="21"/>
+        </w:rPr>
+        <w:t xml:space="preserve">Phong cách: kết thúc điện ảnh đầy hy vọng.</w:t>
+      </w:r>
+    </w:p>
+    <w:p>
+      <w:pPr>
+        <w:spacing w:before="0" w:after="0"/>
+        <w:shd w:val="clear" w:color="auto" w:fill="ECFDF5"/>
+        <w:ind w:left="200" w:right="200"/>
+      </w:pPr>
+      <w:r>
+        <w:rPr>
+          <w:sz w:val="21"/>
+        </w:rPr>
+        <w:t xml:space="preserve">Âm thanh: tiếng đường phố vui tươi, piano ấm áp kết thúc.</w:t>
       </w:r>
     </w:p>
     <w:p>
